--- a/docs/deliverables/Progress_Report_Week08.docx
+++ b/docs/deliverables/Progress_Report_Week08.docx
@@ -2,10 +2,9 @@
 <file path=word/document.xml><?xml version="1.0" encoding="utf-8"?>
 <w:document xmlns:w="http://schemas.openxmlformats.org/wordprocessingml/2006/main" xmlns:m="http://schemas.openxmlformats.org/officeDocument/2006/math" xmlns:r="http://schemas.openxmlformats.org/officeDocument/2006/relationships" xmlns:o="urn:schemas-microsoft-com:office:office" xmlns:v="urn:schemas-microsoft-com:vml" xmlns:w10="urn:schemas-microsoft-com:office:word" xmlns:a="http://schemas.openxmlformats.org/drawingml/2006/main" xmlns:pic="http://schemas.openxmlformats.org/drawingml/2006/picture" xmlns:wp="http://schemas.openxmlformats.org/drawingml/2006/wordprocessingDrawing">
   <w:body>
-    <w:bookmarkStart w:id="20" w:name="progress-report-week-8-review"/>
-    <w:p>
-      <w:pPr>
-        <w:pStyle w:val="Heading1"/>
+    <w:p>
+      <w:pPr>
+        <w:pStyle w:val="Title"/>
       </w:pPr>
       <w:r>
         <w:t xml:space="preserve">Progress Report, Week 8 Review</w:t>
@@ -121,10 +120,10 @@
         <w:t xml:space="preserve">Week 8, mid-May 2026 (prepared retrospectively in July 2026 from the repository history, because the Week 8 review itself was missed; the content describes the project as it stood in mid-May)</w:t>
       </w:r>
     </w:p>
-    <w:bookmarkStart w:id="16" w:name="what-i-have-built-so-far"/>
-    <w:p>
-      <w:pPr>
-        <w:pStyle w:val="Heading2"/>
+    <w:bookmarkStart w:id="9" w:name="what-i-have-built-so-far"/>
+    <w:p>
+      <w:pPr>
+        <w:pStyle w:val="Heading1"/>
       </w:pPr>
       <w:r>
         <w:t xml:space="preserve">1. What I have built so far</w:t>
@@ -237,11 +236,11 @@
         <w:t xml:space="preserve">A repair round in April fixed timestamp parsing edge cases (epoch seconds versus milliseconds versus ISO 8601 strings) found while testing the ODK path.</w:t>
       </w:r>
     </w:p>
-    <w:bookmarkEnd w:id="16"/>
-    <w:bookmarkStart w:id="17" w:name="how-this-maps-to-my-objectives"/>
-    <w:p>
-      <w:pPr>
-        <w:pStyle w:val="Heading2"/>
+    <w:bookmarkEnd w:id="9"/>
+    <w:bookmarkStart w:id="10" w:name="how-this-maps-to-my-objectives"/>
+    <w:p>
+      <w:pPr>
+        <w:pStyle w:val="Heading1"/>
       </w:pPr>
       <w:r>
         <w:t xml:space="preserve">2. How this maps to my objectives</w:t>
@@ -543,11 +542,11 @@
         <w:t xml:space="preserve">Detection results on the synthetic packs at this point scored precision 1.00 and recall 1.00. I did not yet appreciate how suspicious those perfect scores should have been; revisiting the separability of the synthetic data was later scheduled for the validation phase.</w:t>
       </w:r>
     </w:p>
-    <w:bookmarkEnd w:id="17"/>
-    <w:bookmarkStart w:id="18" w:name="blockers"/>
-    <w:p>
-      <w:pPr>
-        <w:pStyle w:val="Heading2"/>
+    <w:bookmarkEnd w:id="10"/>
+    <w:bookmarkStart w:id="11" w:name="blockers"/>
+    <w:p>
+      <w:pPr>
+        <w:pStyle w:val="Heading1"/>
       </w:pPr>
       <w:r>
         <w:t xml:space="preserve">3. Blockers</w:t>
@@ -589,11 +588,11 @@
         <w:t xml:space="preserve">Documentation (format guide, feature documentation) lagged behind the code at this stage.</w:t>
       </w:r>
     </w:p>
-    <w:bookmarkEnd w:id="18"/>
-    <w:bookmarkStart w:id="19" w:name="next-steps-weeks-9-to-16"/>
-    <w:p>
-      <w:pPr>
-        <w:pStyle w:val="Heading2"/>
+    <w:bookmarkEnd w:id="11"/>
+    <w:bookmarkStart w:id="12" w:name="next-steps-weeks-9-to-16"/>
+    <w:p>
+      <w:pPr>
+        <w:pStyle w:val="Heading1"/>
       </w:pPr>
       <w:r>
         <w:t xml:space="preserve">4. Next steps (Weeks 9 to 16)</w:t>
@@ -647,14 +646,11 @@
         <w:t xml:space="preserve">Begin drafting the final report chapters alongside the validation work.</w:t>
       </w:r>
     </w:p>
-    <w:bookmarkEnd w:id="19"/>
-    <w:bookmarkEnd w:id="20"/>
+    <w:bookmarkEnd w:id="12"/>
     <w:sectPr>
-      <w:footerReference r:id="rId7" w:type="default"/>
-      <w:pgSz w:h="16838" w:orient="portrait" w:w="11906"/>
-      <w:pgMar w:bottom="1440" w:footer="708" w:gutter="0" w:header="708" w:left="1440" w:right="1440" w:top="1440"/>
-      <w:pgNumType/>
-      <w:docGrid w:linePitch="360"/>
+      <w:footnotePr>
+        <w:numRestart w:val="eachSect"/>
+      </w:footnotePr>
     </w:sectPr>
   </w:body>
 </w:document>
@@ -664,33 +660,6 @@
 <w:comments xmlns:w="http://schemas.openxmlformats.org/wordprocessingml/2006/main" xmlns:m="http://schemas.openxmlformats.org/officeDocument/2006/math" xmlns:r="http://schemas.openxmlformats.org/officeDocument/2006/relationships" xmlns:o="urn:schemas-microsoft-com:office:office" xmlns:v="urn:schemas-microsoft-com:vml" xmlns:w10="urn:schemas-microsoft-com:office:word" xmlns:a="http://schemas.openxmlformats.org/drawingml/2006/main" xmlns:pic="http://schemas.openxmlformats.org/drawingml/2006/picture" xmlns:wp="http://schemas.openxmlformats.org/drawingml/2006/wordprocessingDrawing"/>
 </file>
 
-<file path=word/footer1.xml><?xml version="1.0" encoding="utf-8"?>
-<w:ftr xmlns:wpc="http://schemas.microsoft.com/office/word/2010/wordprocessingCanvas" xmlns:mc="http://schemas.openxmlformats.org/markup-compatibility/2006" xmlns:o="urn:schemas-microsoft-com:office:office" xmlns:r="http://schemas.openxmlformats.org/officeDocument/2006/relationships" xmlns:m="http://schemas.openxmlformats.org/officeDocument/2006/math" xmlns:v="urn:schemas-microsoft-com:vml" xmlns:wp14="http://schemas.microsoft.com/office/word/2010/wordprocessingDrawing" xmlns:wp="http://schemas.openxmlformats.org/drawingml/2006/wordprocessingDrawing" xmlns:w10="urn:schemas-microsoft-com:office:word" xmlns:w="http://schemas.openxmlformats.org/wordprocessingml/2006/main" xmlns:w14="http://schemas.microsoft.com/office/word/2010/wordml" xmlns:w15="http://schemas.microsoft.com/office/word/2012/wordml" xmlns:wpg="http://schemas.microsoft.com/office/word/2010/wordprocessingGroup" xmlns:wpi="http://schemas.microsoft.com/office/word/2010/wordprocessingInk" xmlns:wne="http://schemas.microsoft.com/office/word/2006/wordml" xmlns:wps="http://schemas.microsoft.com/office/word/2010/wordprocessingShape">
-  <w:p>
-    <w:pPr>
-      <w:jc w:val="center"/>
-    </w:pPr>
-    <w:r>
-      <w:rPr>
-        <w:color w:val="595959"/>
-        <w:sz w:val="18"/>
-        <w:szCs w:val="18"/>
-      </w:rPr>
-      <w:t xml:space="preserve">Page </w:t>
-      <w:fldChar w:fldCharType="begin"/>
-      <w:instrText xml:space="preserve">PAGE</w:instrText>
-      <w:fldChar w:fldCharType="separate"/>
-      <w:fldChar w:fldCharType="end"/>
-      <w:t xml:space="preserve"> of </w:t>
-      <w:fldChar w:fldCharType="begin"/>
-      <w:instrText xml:space="preserve">NUMPAGES</w:instrText>
-      <w:fldChar w:fldCharType="separate"/>
-      <w:fldChar w:fldCharType="end"/>
-    </w:r>
-  </w:p>
-</w:ftr>
-</file>
-
 <file path=word/footnotes.xml><?xml version="1.0" encoding="utf-8"?>
 <w:footnotes xmlns:w="http://schemas.openxmlformats.org/wordprocessingml/2006/main" xmlns:m="http://schemas.openxmlformats.org/officeDocument/2006/math" xmlns:r="http://schemas.openxmlformats.org/officeDocument/2006/relationships" xmlns:o="urn:schemas-microsoft-com:office:office" xmlns:v="urn:schemas-microsoft-com:vml" xmlns:w10="urn:schemas-microsoft-com:office:word" xmlns:a="http://schemas.openxmlformats.org/drawingml/2006/main" xmlns:pic="http://schemas.openxmlformats.org/drawingml/2006/picture" xmlns:wp="http://schemas.openxmlformats.org/drawingml/2006/wordprocessingDrawing">
   <w:footnote w:type="continuationSeparator" w:id="0">
@@ -711,91 +680,7 @@
 </file>
 
 <file path=word/numbering.xml><?xml version="1.0" encoding="utf-8"?>
-<w:numbering xmlns:m="http://schemas.openxmlformats.org/officeDocument/2006/math" xmlns:mc="http://schemas.openxmlformats.org/markup-compatibility/2006" xmlns:o="urn:schemas-microsoft-com:office:office" xmlns:r="http://schemas.openxmlformats.org/officeDocument/2006/relationships" xmlns:v="urn:schemas-microsoft-com:vml" xmlns:w="http://schemas.openxmlformats.org/wordprocessingml/2006/main" xmlns:w10="urn:schemas-microsoft-com:office:word" xmlns:w14="http://schemas.microsoft.com/office/word/2010/wordml" xmlns:w15="http://schemas.microsoft.com/office/word/2012/wordml" xmlns:wne="http://schemas.microsoft.com/office/word/2006/wordml" xmlns:wp="http://schemas.openxmlformats.org/drawingml/2006/wordprocessingDrawing" xmlns:wp14="http://schemas.microsoft.com/office/word/2010/wordprocessingDrawing" xmlns:wpc="http://schemas.microsoft.com/office/word/2010/wordprocessingCanvas" xmlns:wpg="http://schemas.microsoft.com/office/word/2010/wordprocessingGroup" xmlns:wpi="http://schemas.microsoft.com/office/word/2010/wordprocessingInk" xmlns:wps="http://schemas.microsoft.com/office/word/2010/wordprocessingShape" mc:Ignorable="w14 w15 wp14">
-  <w:abstractNum w15:restartNumberingAfterBreak="0" w:abstractNumId="1">
-    <w:multiLevelType w:val="hybridMultilevel"/>
-    <w:lvl w15:tentative="1" w:ilvl="0">
-      <w:start w:val="1"/>
-      <w:numFmt w:val="bullet"/>
-      <w:lvlText w:val="●"/>
-      <w:lvlJc w:val="left"/>
-      <w:pPr>
-        <w:ind w:hanging="360" w:left="720"/>
-      </w:pPr>
-    </w:lvl>
-    <w:lvl w15:tentative="1" w:ilvl="1">
-      <w:start w:val="1"/>
-      <w:numFmt w:val="bullet"/>
-      <w:lvlText w:val="○"/>
-      <w:lvlJc w:val="left"/>
-      <w:pPr>
-        <w:ind w:hanging="360" w:left="1440"/>
-      </w:pPr>
-    </w:lvl>
-    <w:lvl w15:tentative="1" w:ilvl="2">
-      <w:start w:val="1"/>
-      <w:numFmt w:val="bullet"/>
-      <w:lvlText w:val="■"/>
-      <w:lvlJc w:val="left"/>
-      <w:pPr>
-        <w:ind w:hanging="360" w:left="2160"/>
-      </w:pPr>
-    </w:lvl>
-    <w:lvl w15:tentative="1" w:ilvl="3">
-      <w:start w:val="1"/>
-      <w:numFmt w:val="bullet"/>
-      <w:lvlText w:val="●"/>
-      <w:lvlJc w:val="left"/>
-      <w:pPr>
-        <w:ind w:hanging="360" w:left="2880"/>
-      </w:pPr>
-    </w:lvl>
-    <w:lvl w15:tentative="1" w:ilvl="4">
-      <w:start w:val="1"/>
-      <w:numFmt w:val="bullet"/>
-      <w:lvlText w:val="○"/>
-      <w:lvlJc w:val="left"/>
-      <w:pPr>
-        <w:ind w:hanging="360" w:left="3600"/>
-      </w:pPr>
-    </w:lvl>
-    <w:lvl w15:tentative="1" w:ilvl="5">
-      <w:start w:val="1"/>
-      <w:numFmt w:val="bullet"/>
-      <w:lvlText w:val="■"/>
-      <w:lvlJc w:val="left"/>
-      <w:pPr>
-        <w:ind w:hanging="360" w:left="4320"/>
-      </w:pPr>
-    </w:lvl>
-    <w:lvl w15:tentative="1" w:ilvl="6">
-      <w:start w:val="1"/>
-      <w:numFmt w:val="bullet"/>
-      <w:lvlText w:val="●"/>
-      <w:lvlJc w:val="left"/>
-      <w:pPr>
-        <w:ind w:hanging="360" w:left="5040"/>
-      </w:pPr>
-    </w:lvl>
-    <w:lvl w15:tentative="1" w:ilvl="7">
-      <w:start w:val="1"/>
-      <w:numFmt w:val="bullet"/>
-      <w:lvlText w:val="●"/>
-      <w:lvlJc w:val="left"/>
-      <w:pPr>
-        <w:ind w:hanging="360" w:left="5760"/>
-      </w:pPr>
-    </w:lvl>
-    <w:lvl w15:tentative="1" w:ilvl="8">
-      <w:start w:val="1"/>
-      <w:numFmt w:val="bullet"/>
-      <w:lvlText w:val="●"/>
-      <w:lvlJc w:val="left"/>
-      <w:pPr>
-        <w:ind w:hanging="360" w:left="6480"/>
-      </w:pPr>
-    </w:lvl>
-  </w:abstractNum>
+<w:numbering xmlns:w="http://schemas.openxmlformats.org/wordprocessingml/2006/main">
   <w:abstractNum w:abstractNumId="990">
     <w:nsid w:val="0000A990"/>
     <w:multiLevelType w:val="multilevel"/>
@@ -1060,12 +945,6 @@
       </w:pPr>
     </w:lvl>
   </w:abstractNum>
-  <w:num w:numId="1">
-    <w:abstractNumId w:val="1"/>
-    <w:lvlOverride w:ilvl="0">
-      <w:startOverride w:val="1"/>
-    </w:lvlOverride>
-  </w:num>
   <w:num w:numId="1000">
     <w:abstractNumId w:val="990"/>
   </w:num>
@@ -1109,204 +988,681 @@
 </file>
 
 <file path=word/styles.xml><?xml version="1.0" encoding="utf-8"?>
-<w:styles xmlns:mc="http://schemas.openxmlformats.org/markup-compatibility/2006" xmlns:r="http://schemas.openxmlformats.org/officeDocument/2006/relationships" xmlns:w="http://schemas.openxmlformats.org/wordprocessingml/2006/main" xmlns:w14="http://schemas.microsoft.com/office/word/2010/wordml" xmlns:w15="http://schemas.microsoft.com/office/word/2012/wordml" mc:Ignorable="w14 w15">
+<w:styles xmlns:r="http://schemas.openxmlformats.org/officeDocument/2006/relationships" xmlns:w="http://schemas.openxmlformats.org/wordprocessingml/2006/main">
   <w:docDefaults>
     <w:rPrDefault>
       <w:rPr>
-        <w:rFonts w:ascii="Calibri" w:cs="Calibri" w:eastAsia="Calibri" w:hAnsi="Calibri"/>
-        <w:sz w:val="22"/>
-        <w:szCs w:val="22"/>
+        <w:rFonts w:ascii="Times New Roman" w:cs="Times New Roman" w:eastAsia="Times New Roman" w:hAnsi="Times New Roman"/>
+        <w:sz w:val="24"/>
+        <w:szCs w:val="24"/>
+        <w:lang w:bidi="ar-SA" w:eastAsia="zh-CN" w:val="en-US"/>
       </w:rPr>
     </w:rPrDefault>
-    <w:pPrDefault/>
+    <w:pPrDefault>
+      <w:pPr>
+        <w:spacing w:after="200"/>
+      </w:pPr>
+    </w:pPrDefault>
   </w:docDefaults>
+  <w:latentStyles w:count="276" w:defLockedState="0" w:defQFormat="0" w:defSemiHidden="0" w:defUIPriority="0" w:defUnhideWhenUsed="0"/>
+  <w:style w:default="1" w:styleId="Normal" w:type="paragraph">
+    <w:name w:val="Normal"/>
+    <w:qFormat/>
+    <w:pPr>
+      <w:spacing w:line="360" w:lineRule="auto"/>
+      <w:jc w:val="both"/>
+    </w:pPr>
+  </w:style>
+  <w:style w:styleId="BodyText" w:type="paragraph">
+    <w:name w:val="Body Text"/>
+    <w:basedOn w:val="Normal"/>
+    <w:link w:val="BodyTextChar"/>
+    <w:qFormat/>
+    <w:pPr>
+      <w:spacing w:after="180" w:before="180"/>
+    </w:pPr>
+  </w:style>
+  <w:style w:customStyle="1" w:styleId="FirstParagraph" w:type="paragraph">
+    <w:name w:val="First Paragraph"/>
+    <w:basedOn w:val="BodyText"/>
+    <w:next w:val="BodyText"/>
+    <w:qFormat/>
+  </w:style>
+  <w:style w:customStyle="1" w:styleId="Compact" w:type="paragraph">
+    <w:name w:val="Compact"/>
+    <w:basedOn w:val="BodyText"/>
+    <w:qFormat/>
+    <w:pPr>
+      <w:spacing w:after="36" w:before="36"/>
+    </w:pPr>
+  </w:style>
   <w:style w:styleId="Title" w:type="paragraph">
     <w:name w:val="Title"/>
     <w:basedOn w:val="Normal"/>
-    <w:next w:val="Normal"/>
-    <w:qFormat/>
-    <w:rPr>
-      <w:sz w:val="56"/>
-      <w:szCs w:val="56"/>
-    </w:rPr>
-  </w:style>
-  <w:style w:styleId="Heading1" w:type="paragraph">
-    <w:name w:val="Heading 1"/>
-    <w:basedOn w:val="Normal"/>
-    <w:next w:val="Normal"/>
-    <w:qFormat/>
-    <w:pPr>
-      <w:spacing w:after="160" w:before="280"/>
-    </w:pPr>
-    <w:rPr>
-      <w:rFonts w:ascii="Calibri Light" w:cs="Calibri Light" w:eastAsia="Calibri Light" w:hAnsi="Calibri Light"/>
+    <w:next w:val="BodyText"/>
+    <w:link w:val="TitleChar"/>
+    <w:uiPriority w:val="10"/>
+    <w:qFormat/>
+    <w:rsid w:val="00A10FD9"/>
+    <w:pPr>
+      <w:spacing w:after="120" w:before="240" w:line="240" w:lineRule="auto"/>
+      <w:contextualSpacing/>
+      <w:jc w:val="center"/>
+    </w:pPr>
+    <w:rPr>
+      <w:rFonts w:ascii="Times New Roman" w:cs="Times New Roman" w:hAnsi="Times New Roman"/>
       <w:b/>
       <w:bCs/>
-      <w:color w:val="1F4E79"/>
+      <w:color w:val="000000"/>
       <w:sz w:val="32"/>
       <w:szCs w:val="32"/>
     </w:rPr>
   </w:style>
-  <w:style w:styleId="Heading2" w:type="paragraph">
-    <w:name w:val="Heading 2"/>
-    <w:basedOn w:val="Normal"/>
-    <w:next w:val="Normal"/>
-    <w:qFormat/>
-    <w:pPr>
-      <w:spacing w:after="120" w:before="240"/>
-    </w:pPr>
-    <w:rPr>
-      <w:rFonts w:ascii="Calibri Light" w:cs="Calibri Light" w:eastAsia="Calibri Light" w:hAnsi="Calibri Light"/>
+  <w:style w:customStyle="1" w:styleId="TitleChar" w:type="character">
+    <w:name w:val="Title Char"/>
+    <w:basedOn w:val="DefaultParagraphFont"/>
+    <w:link w:val="Title"/>
+    <w:uiPriority w:val="10"/>
+    <w:rsid w:val="00A10FD9"/>
+    <w:rPr>
+      <w:rFonts w:ascii="Times New Roman" w:cs="Times New Roman" w:hAnsi="Times New Roman"/>
       <w:b/>
       <w:bCs/>
-      <w:color w:val="2E74B5"/>
+      <w:color w:val="000000"/>
+      <w:sz w:val="32"/>
+      <w:szCs w:val="32"/>
+    </w:rPr>
+  </w:style>
+  <w:style w:styleId="Subtitle" w:type="paragraph">
+    <w:name w:val="Subtitle"/>
+    <w:basedOn w:val="Title"/>
+    <w:next w:val="BodyText"/>
+    <w:link w:val="SubtitleChar"/>
+    <w:uiPriority w:val="11"/>
+    <w:qFormat/>
+    <w:rsid w:val="00A10FD9"/>
+    <w:pPr>
+      <w:numPr>
+        <w:ilvl w:val="1"/>
+      </w:numPr>
+    </w:pPr>
+    <w:rPr>
+      <w:rFonts w:cstheme="majorBidi" w:eastAsiaTheme="majorEastAsia"/>
+      <w:spacing w:val="15"/>
+      <w:sz w:val="28"/>
+      <w:szCs w:val="28"/>
+    </w:rPr>
+  </w:style>
+  <w:style w:customStyle="1" w:styleId="SubtitleChar" w:type="character">
+    <w:name w:val="Subtitle Char"/>
+    <w:basedOn w:val="DefaultParagraphFont"/>
+    <w:link w:val="Subtitle"/>
+    <w:uiPriority w:val="11"/>
+    <w:rsid w:val="00A10FD9"/>
+    <w:rPr>
+      <w:rFonts w:cstheme="majorBidi" w:eastAsiaTheme="majorEastAsia"/>
+      <w:color w:themeColor="text1" w:themeTint="A6" w:val="595959"/>
+      <w:spacing w:val="15"/>
+      <w:sz w:val="28"/>
+      <w:szCs w:val="28"/>
+    </w:rPr>
+  </w:style>
+  <w:style w:customStyle="1" w:styleId="Author" w:type="paragraph">
+    <w:name w:val="Author"/>
+    <w:basedOn w:val="Title"/>
+    <w:next w:val="BodyText"/>
+    <w:qFormat/>
+    <w:pPr>
+      <w:keepNext/>
+      <w:keepLines/>
+    </w:pPr>
+    <w:rPr>
+      <w:sz w:val="24"/>
+      <w:szCs w:val="24"/>
+    </w:rPr>
+  </w:style>
+  <w:style w:styleId="Date" w:type="paragraph">
+    <w:name w:val="Date"/>
+    <w:basedOn w:val="Title"/>
+    <w:next w:val="BodyText"/>
+    <w:qFormat/>
+    <w:pPr>
+      <w:keepNext/>
+      <w:keepLines/>
+    </w:pPr>
+    <w:rPr>
+      <w:sz w:val="24"/>
+      <w:szCs w:val="24"/>
+    </w:rPr>
+  </w:style>
+  <w:style w:customStyle="1" w:styleId="AbstractTitle" w:type="paragraph">
+    <w:name w:val="Abstract Title"/>
+    <w:basedOn w:val="Normal"/>
+    <w:next w:val="Abstract"/>
+    <w:qFormat/>
+    <w:pPr>
+      <w:keepNext/>
+      <w:keepLines/>
+      <w:spacing w:after="0" w:before="300"/>
+      <w:jc w:val="center"/>
+    </w:pPr>
+    <w:rPr>
+      <w:b/>
+      <w:sz w:val="20"/>
+      <w:szCs w:val="20"/>
+    </w:rPr>
+  </w:style>
+  <w:style w:customStyle="1" w:styleId="Abstract" w:type="paragraph">
+    <w:name w:val="Abstract"/>
+    <w:basedOn w:val="Normal"/>
+    <w:next w:val="BodyText"/>
+    <w:qFormat/>
+    <w:pPr>
+      <w:keepNext/>
+      <w:keepLines/>
+      <w:spacing w:after="300" w:before="100"/>
+      <w:jc w:val="both"/>
+    </w:pPr>
+    <w:rPr>
+      <w:sz w:val="24"/>
+      <w:szCs w:val="24"/>
+    </w:rPr>
+  </w:style>
+  <w:style w:styleId="Bibliography" w:type="paragraph">
+    <w:name w:val="Bibliography"/>
+    <w:basedOn w:val="Normal"/>
+    <w:next w:val="Bibliography"/>
+    <w:qFormat/>
+    <w:pPr/>
+    <w:rPr/>
+  </w:style>
+  <w:style w:styleId="Heading1" w:type="paragraph">
+    <w:name w:val="heading 1"/>
+    <w:basedOn w:val="Normal"/>
+    <w:next w:val="BodyText"/>
+    <w:link w:val="Heading1Char"/>
+    <w:uiPriority w:val="9"/>
+    <w:qFormat/>
+    <w:rsid w:val="00A10FD9"/>
+    <w:pPr>
+      <w:keepNext/>
+      <w:keepLines/>
+      <w:spacing w:after="120" w:before="360" w:line="240" w:lineRule="auto"/>
+      <w:jc w:val="left"/>
+      <w:outlineLvl w:val="0"/>
+    </w:pPr>
+    <w:rPr>
+      <w:rFonts w:ascii="Times New Roman" w:cs="Times New Roman" w:hAnsi="Times New Roman"/>
+      <w:b/>
+      <w:bCs/>
+      <w:color w:val="000000"/>
+      <w:sz w:val="28"/>
+      <w:szCs w:val="28"/>
+    </w:rPr>
+  </w:style>
+  <w:style w:styleId="Heading2" w:type="paragraph">
+    <w:name w:val="heading 2"/>
+    <w:basedOn w:val="Normal"/>
+    <w:next w:val="BodyText"/>
+    <w:link w:val="Heading2Char"/>
+    <w:uiPriority w:val="9"/>
+    <w:unhideWhenUsed/>
+    <w:qFormat/>
+    <w:rsid w:val="00A10FD9"/>
+    <w:pPr>
+      <w:keepNext/>
+      <w:keepLines/>
+      <w:spacing w:after="80" w:before="240" w:line="240" w:lineRule="auto"/>
+      <w:jc w:val="left"/>
+      <w:outlineLvl w:val="1"/>
+    </w:pPr>
+    <w:rPr>
+      <w:rFonts w:ascii="Times New Roman" w:cs="Times New Roman" w:hAnsi="Times New Roman"/>
+      <w:b/>
+      <w:bCs/>
+      <w:color w:val="000000"/>
       <w:sz w:val="26"/>
       <w:szCs w:val="26"/>
     </w:rPr>
   </w:style>
   <w:style w:styleId="Heading3" w:type="paragraph">
-    <w:name w:val="Heading 3"/>
+    <w:name w:val="heading 3"/>
     <w:basedOn w:val="Normal"/>
-    <w:next w:val="Normal"/>
-    <w:qFormat/>
-    <w:pPr>
-      <w:spacing w:after="100" w:before="200"/>
-    </w:pPr>
-    <w:rPr>
-      <w:rFonts w:ascii="Calibri Light" w:cs="Calibri Light" w:eastAsia="Calibri Light" w:hAnsi="Calibri Light"/>
+    <w:next w:val="BodyText"/>
+    <w:link w:val="Heading3Char"/>
+    <w:uiPriority w:val="9"/>
+    <w:unhideWhenUsed/>
+    <w:qFormat/>
+    <w:rsid w:val="00A10FD9"/>
+    <w:pPr>
+      <w:keepNext/>
+      <w:keepLines/>
+      <w:spacing w:after="60" w:before="200" w:line="240" w:lineRule="auto"/>
+      <w:jc w:val="left"/>
+      <w:outlineLvl w:val="2"/>
+    </w:pPr>
+    <w:rPr>
+      <w:rFonts w:ascii="Times New Roman" w:cs="Times New Roman" w:hAnsi="Times New Roman"/>
       <w:b/>
       <w:bCs/>
-      <w:color w:val="1F3864"/>
+      <w:color w:val="000000"/>
       <w:sz w:val="24"/>
       <w:szCs w:val="24"/>
     </w:rPr>
   </w:style>
   <w:style w:styleId="Heading4" w:type="paragraph">
-    <w:name w:val="Heading 4"/>
+    <w:name w:val="heading 4"/>
     <w:basedOn w:val="Normal"/>
-    <w:next w:val="Normal"/>
-    <w:qFormat/>
-    <w:rPr>
+    <w:next w:val="BodyText"/>
+    <w:link w:val="Heading4Char"/>
+    <w:uiPriority w:val="9"/>
+    <w:semiHidden/>
+    <w:unhideWhenUsed/>
+    <w:qFormat/>
+    <w:rsid w:val="00A10FD9"/>
+    <w:pPr>
+      <w:keepNext/>
+      <w:keepLines/>
+      <w:spacing w:after="40" w:before="80"/>
+      <w:outlineLvl w:val="3"/>
+    </w:pPr>
+    <w:rPr>
+      <w:rFonts w:cstheme="majorBidi" w:eastAsiaTheme="majorEastAsia"/>
       <w:i/>
       <w:iCs/>
-      <w:color w:val="2E74B5"/>
+      <w:color w:themeColor="accent1" w:themeShade="BF" w:val="0F4761"/>
     </w:rPr>
   </w:style>
   <w:style w:styleId="Heading5" w:type="paragraph">
-    <w:name w:val="Heading 5"/>
+    <w:name w:val="heading 5"/>
     <w:basedOn w:val="Normal"/>
-    <w:next w:val="Normal"/>
-    <w:qFormat/>
-    <w:rPr>
-      <w:color w:val="2E74B5"/>
+    <w:next w:val="BodyText"/>
+    <w:link w:val="Heading5Char"/>
+    <w:uiPriority w:val="9"/>
+    <w:semiHidden/>
+    <w:unhideWhenUsed/>
+    <w:qFormat/>
+    <w:rsid w:val="00A10FD9"/>
+    <w:pPr>
+      <w:keepNext/>
+      <w:keepLines/>
+      <w:spacing w:after="40" w:before="80"/>
+      <w:outlineLvl w:val="4"/>
+    </w:pPr>
+    <w:rPr>
+      <w:rFonts w:cstheme="majorBidi" w:eastAsiaTheme="majorEastAsia"/>
+      <w:color w:themeColor="accent1" w:themeShade="BF" w:val="0F4761"/>
     </w:rPr>
   </w:style>
   <w:style w:styleId="Heading6" w:type="paragraph">
-    <w:name w:val="Heading 6"/>
+    <w:name w:val="heading 6"/>
     <w:basedOn w:val="Normal"/>
-    <w:next w:val="Normal"/>
-    <w:qFormat/>
-    <w:rPr>
-      <w:color w:val="1F4D78"/>
-    </w:rPr>
-  </w:style>
-  <w:style w:styleId="Strong" w:type="paragraph">
-    <w:name w:val="Strong"/>
+    <w:next w:val="BodyText"/>
+    <w:link w:val="Heading6Char"/>
+    <w:uiPriority w:val="9"/>
+    <w:semiHidden/>
+    <w:unhideWhenUsed/>
+    <w:qFormat/>
+    <w:rsid w:val="00A10FD9"/>
+    <w:pPr>
+      <w:keepNext/>
+      <w:keepLines/>
+      <w:spacing w:after="0" w:before="40"/>
+      <w:outlineLvl w:val="5"/>
+    </w:pPr>
+    <w:rPr>
+      <w:rFonts w:cstheme="majorBidi" w:eastAsiaTheme="majorEastAsia"/>
+      <w:i/>
+      <w:iCs/>
+      <w:color w:themeColor="text1" w:themeTint="A6" w:val="595959"/>
+    </w:rPr>
+  </w:style>
+  <w:style w:styleId="Heading7" w:type="paragraph">
+    <w:name w:val="heading 7"/>
     <w:basedOn w:val="Normal"/>
-    <w:next w:val="Normal"/>
-    <w:qFormat/>
-    <w:rPr>
+    <w:next w:val="BodyText"/>
+    <w:link w:val="Heading7Char"/>
+    <w:uiPriority w:val="9"/>
+    <w:semiHidden/>
+    <w:unhideWhenUsed/>
+    <w:qFormat/>
+    <w:rsid w:val="00A10FD9"/>
+    <w:pPr>
+      <w:keepNext/>
+      <w:keepLines/>
+      <w:spacing w:after="0" w:before="40"/>
+      <w:outlineLvl w:val="6"/>
+    </w:pPr>
+    <w:rPr>
+      <w:rFonts w:cstheme="majorBidi" w:eastAsiaTheme="majorEastAsia"/>
+      <w:color w:themeColor="text1" w:themeTint="A6" w:val="595959"/>
+    </w:rPr>
+  </w:style>
+  <w:style w:styleId="Heading8" w:type="paragraph">
+    <w:name w:val="heading 8"/>
+    <w:basedOn w:val="Normal"/>
+    <w:next w:val="BodyText"/>
+    <w:link w:val="Heading8Char"/>
+    <w:uiPriority w:val="9"/>
+    <w:semiHidden/>
+    <w:unhideWhenUsed/>
+    <w:qFormat/>
+    <w:rsid w:val="00A10FD9"/>
+    <w:pPr>
+      <w:keepNext/>
+      <w:keepLines/>
+      <w:spacing w:after="0"/>
+      <w:outlineLvl w:val="7"/>
+    </w:pPr>
+    <w:rPr>
+      <w:rFonts w:cstheme="majorBidi" w:eastAsiaTheme="majorEastAsia"/>
+      <w:i/>
+      <w:iCs/>
+      <w:color w:themeColor="text1" w:themeTint="D8" w:val="272727"/>
+    </w:rPr>
+  </w:style>
+  <w:style w:styleId="Heading9" w:type="paragraph">
+    <w:name w:val="heading 9"/>
+    <w:basedOn w:val="Normal"/>
+    <w:next w:val="BodyText"/>
+    <w:link w:val="Heading9Char"/>
+    <w:uiPriority w:val="9"/>
+    <w:semiHidden/>
+    <w:unhideWhenUsed/>
+    <w:qFormat/>
+    <w:rsid w:val="00A10FD9"/>
+    <w:pPr>
+      <w:keepNext/>
+      <w:keepLines/>
+      <w:spacing w:after="0"/>
+      <w:outlineLvl w:val="8"/>
+    </w:pPr>
+    <w:rPr>
+      <w:rFonts w:cstheme="majorBidi" w:eastAsiaTheme="majorEastAsia"/>
+      <w:color w:themeColor="text1" w:themeTint="D8" w:val="272727"/>
+    </w:rPr>
+  </w:style>
+  <w:style w:customStyle="1" w:styleId="Heading1Char" w:type="character">
+    <w:name w:val="Heading 1 Char"/>
+    <w:basedOn w:val="DefaultParagraphFont"/>
+    <w:link w:val="Heading1"/>
+    <w:uiPriority w:val="9"/>
+    <w:rsid w:val="00A10FD9"/>
+    <w:rPr>
+      <w:rFonts w:ascii="Times New Roman" w:cs="Times New Roman" w:hAnsi="Times New Roman"/>
       <w:b/>
       <w:bCs/>
-    </w:rPr>
-  </w:style>
-  <w:style w:styleId="ListParagraph" w:type="paragraph">
-    <w:name w:val="List Paragraph"/>
+      <w:color w:val="000000"/>
+      <w:sz w:val="28"/>
+      <w:szCs w:val="28"/>
+    </w:rPr>
+  </w:style>
+  <w:style w:customStyle="1" w:styleId="Heading2Char" w:type="character">
+    <w:name w:val="Heading 2 Char"/>
+    <w:basedOn w:val="DefaultParagraphFont"/>
+    <w:link w:val="Heading2"/>
+    <w:uiPriority w:val="9"/>
+    <w:rsid w:val="00A10FD9"/>
+    <w:rPr>
+      <w:rFonts w:ascii="Times New Roman" w:cs="Times New Roman" w:hAnsi="Times New Roman"/>
+      <w:b/>
+      <w:bCs/>
+      <w:color w:val="000000"/>
+      <w:sz w:val="26"/>
+      <w:szCs w:val="26"/>
+    </w:rPr>
+  </w:style>
+  <w:style w:customStyle="1" w:styleId="Heading3Char" w:type="character">
+    <w:name w:val="Heading 3 Char"/>
+    <w:basedOn w:val="DefaultParagraphFont"/>
+    <w:link w:val="Heading3"/>
+    <w:uiPriority w:val="9"/>
+    <w:rsid w:val="00A10FD9"/>
+    <w:rPr>
+      <w:rFonts w:ascii="Times New Roman" w:cs="Times New Roman" w:hAnsi="Times New Roman"/>
+      <w:b/>
+      <w:bCs/>
+      <w:color w:val="000000"/>
+      <w:sz w:val="24"/>
+      <w:szCs w:val="24"/>
+    </w:rPr>
+  </w:style>
+  <w:style w:customStyle="1" w:styleId="Heading4Char" w:type="character">
+    <w:name w:val="Heading 4 Char"/>
+    <w:basedOn w:val="DefaultParagraphFont"/>
+    <w:link w:val="Heading4"/>
+    <w:uiPriority w:val="9"/>
+    <w:semiHidden/>
+    <w:rsid w:val="00A10FD9"/>
+    <w:rPr>
+      <w:rFonts w:cstheme="majorBidi" w:eastAsiaTheme="majorEastAsia"/>
+      <w:i/>
+      <w:iCs/>
+      <w:color w:themeColor="accent1" w:themeShade="BF" w:val="0F4761"/>
+    </w:rPr>
+  </w:style>
+  <w:style w:customStyle="1" w:styleId="Heading5Char" w:type="character">
+    <w:name w:val="Heading 5 Char"/>
+    <w:basedOn w:val="DefaultParagraphFont"/>
+    <w:link w:val="Heading5"/>
+    <w:uiPriority w:val="9"/>
+    <w:semiHidden/>
+    <w:rsid w:val="00A10FD9"/>
+    <w:rPr>
+      <w:rFonts w:cstheme="majorBidi" w:eastAsiaTheme="majorEastAsia"/>
+      <w:color w:themeColor="accent1" w:themeShade="BF" w:val="0F4761"/>
+    </w:rPr>
+  </w:style>
+  <w:style w:customStyle="1" w:styleId="Heading6Char" w:type="character">
+    <w:name w:val="Heading 6 Char"/>
+    <w:basedOn w:val="DefaultParagraphFont"/>
+    <w:link w:val="Heading6"/>
+    <w:uiPriority w:val="9"/>
+    <w:semiHidden/>
+    <w:rsid w:val="00A10FD9"/>
+    <w:rPr>
+      <w:rFonts w:cstheme="majorBidi" w:eastAsiaTheme="majorEastAsia"/>
+      <w:i/>
+      <w:iCs/>
+      <w:color w:themeColor="text1" w:themeTint="A6" w:val="595959"/>
+    </w:rPr>
+  </w:style>
+  <w:style w:customStyle="1" w:styleId="Heading7Char" w:type="character">
+    <w:name w:val="Heading 7 Char"/>
+    <w:basedOn w:val="DefaultParagraphFont"/>
+    <w:link w:val="Heading7"/>
+    <w:uiPriority w:val="9"/>
+    <w:semiHidden/>
+    <w:rsid w:val="00A10FD9"/>
+    <w:rPr>
+      <w:rFonts w:cstheme="majorBidi" w:eastAsiaTheme="majorEastAsia"/>
+      <w:color w:themeColor="text1" w:themeTint="A6" w:val="595959"/>
+    </w:rPr>
+  </w:style>
+  <w:style w:customStyle="1" w:styleId="Heading8Char" w:type="character">
+    <w:name w:val="Heading 8 Char"/>
+    <w:basedOn w:val="DefaultParagraphFont"/>
+    <w:link w:val="Heading8"/>
+    <w:uiPriority w:val="9"/>
+    <w:semiHidden/>
+    <w:rsid w:val="00A10FD9"/>
+    <w:rPr>
+      <w:rFonts w:cstheme="majorBidi" w:eastAsiaTheme="majorEastAsia"/>
+      <w:i/>
+      <w:iCs/>
+      <w:color w:themeColor="text1" w:themeTint="D8" w:val="272727"/>
+    </w:rPr>
+  </w:style>
+  <w:style w:customStyle="1" w:styleId="Heading9Char" w:type="character">
+    <w:name w:val="Heading 9 Char"/>
+    <w:basedOn w:val="DefaultParagraphFont"/>
+    <w:link w:val="Heading9"/>
+    <w:uiPriority w:val="9"/>
+    <w:semiHidden/>
+    <w:rsid w:val="00A10FD9"/>
+    <w:rPr>
+      <w:rFonts w:cstheme="majorBidi" w:eastAsiaTheme="majorEastAsia"/>
+      <w:color w:themeColor="text1" w:themeTint="D8" w:val="272727"/>
+    </w:rPr>
+  </w:style>
+  <w:style w:styleId="BlockText" w:type="paragraph">
+    <w:name w:val="Block Text"/>
+    <w:basedOn w:val="BodyText"/>
+    <w:next w:val="BodyText"/>
+    <w:uiPriority w:val="9"/>
+    <w:unhideWhenUsed/>
+    <w:qFormat/>
+    <w:pPr>
+      <w:spacing w:after="100" w:before="100"/>
+      <w:ind w:firstLine="0" w:left="480" w:right="480"/>
+    </w:pPr>
+  </w:style>
+  <w:style w:styleId="FootnoteText" w:type="paragraph">
+    <w:name w:val="Footnote Text"/>
     <w:basedOn w:val="Normal"/>
-    <w:qFormat/>
+    <w:next w:val="FootnoteText"/>
+    <w:uiPriority w:val="9"/>
+    <w:unhideWhenUsed/>
+    <w:qFormat/>
+  </w:style>
+  <w:style w:styleId="FootnoteBlockText" w:type="paragraph">
+    <w:name w:val="Footnote Block Text"/>
+    <w:basedOn w:val="FootnoteText"/>
+    <w:next w:val="FootnoteText"/>
+    <w:uiPriority w:val="9"/>
+    <w:unhideWhenUsed/>
+    <w:qFormat/>
+    <w:pPr>
+      <w:spacing w:after="100" w:before="100"/>
+      <w:ind w:firstLine="0" w:left="480" w:right="480"/>
+    </w:pPr>
+  </w:style>
+  <w:style w:default="1" w:styleId="DefaultParagraphFont" w:type="character">
+    <w:name w:val="Default Paragraph Font"/>
+    <w:semiHidden/>
+    <w:unhideWhenUsed/>
+  </w:style>
+  <w:style w:default="1" w:styleId="Table" w:type="table">
+    <w:name w:val="Table"/>
+    <w:basedOn w:val="TableNormal"/>
+    <w:semiHidden/>
+    <w:unhideWhenUsed/>
+    <w:qFormat/>
+    <w:tblPr>
+      <w:tblInd w:type="dxa" w:w="0"/>
+      <w:tblCellMar>
+        <w:top w:type="dxa" w:w="0"/>
+        <w:left w:type="dxa" w:w="108"/>
+        <w:bottom w:type="dxa" w:w="0"/>
+        <w:right w:type="dxa" w:w="108"/>
+      </w:tblCellMar>
+    </w:tblPr>
+    <w:tblStylePr w:type="firstRow">
+      <w:tcPr>
+        <w:tcBorders>
+          <w:bottom w:val="single"/>
+        </w:tcBorders>
+        <w:vAlign w:val="bottom"/>
+      </w:tcPr>
+    </w:tblStylePr>
+  </w:style>
+  <w:style w:customStyle="1" w:styleId="DefinitionTerm" w:type="paragraph">
+    <w:name w:val="Definition Term"/>
+    <w:basedOn w:val="Normal"/>
+    <w:next w:val="Definition"/>
+    <w:pPr>
+      <w:keepNext/>
+      <w:keepLines/>
+      <w:spacing w:after="0"/>
+    </w:pPr>
+    <w:rPr>
+      <w:b/>
+    </w:rPr>
+  </w:style>
+  <w:style w:customStyle="1" w:styleId="Definition" w:type="paragraph">
+    <w:name w:val="Definition"/>
+    <w:basedOn w:val="Normal"/>
+  </w:style>
+  <w:style w:styleId="Caption" w:type="paragraph">
+    <w:name w:val="Caption"/>
+    <w:basedOn w:val="Normal"/>
+    <w:link w:val="BodyTextChar"/>
+    <w:pPr>
+      <w:spacing w:after="120" w:before="0"/>
+    </w:pPr>
+    <w:rPr>
+      <w:i/>
+    </w:rPr>
+  </w:style>
+  <w:style w:customStyle="1" w:styleId="TableCaption" w:type="paragraph">
+    <w:name w:val="Table Caption"/>
+    <w:basedOn w:val="Caption"/>
+    <w:pPr>
+      <w:keepNext/>
+    </w:pPr>
+  </w:style>
+  <w:style w:customStyle="1" w:styleId="ImageCaption" w:type="paragraph">
+    <w:name w:val="Image Caption"/>
+    <w:basedOn w:val="Caption"/>
+  </w:style>
+  <w:style w:customStyle="1" w:styleId="Figure" w:type="paragraph">
+    <w:name w:val="Figure"/>
+    <w:basedOn w:val="Normal"/>
+  </w:style>
+  <w:style w:customStyle="1" w:styleId="CaptionedFigure" w:type="paragraph">
+    <w:name w:val="Captioned Figure"/>
+    <w:basedOn w:val="Figure"/>
+    <w:pPr>
+      <w:keepNext/>
+    </w:pPr>
+  </w:style>
+  <w:style w:customStyle="1" w:styleId="BodyTextChar" w:type="character">
+    <w:name w:val="Body Text Char"/>
+    <w:basedOn w:val="DefaultParagraphFont"/>
+    <w:link w:val="BodyText"/>
+  </w:style>
+  <w:style w:customStyle="1" w:styleId="VerbatimChar" w:type="character">
+    <w:name w:val="Verbatim Char"/>
+    <w:basedOn w:val="BodyTextChar"/>
+    <w:rPr>
+      <w:rFonts w:ascii="Consolas" w:hAnsi="Consolas"/>
+      <w:sz w:val="22"/>
+    </w:rPr>
+  </w:style>
+  <w:style w:customStyle="1" w:styleId="SectionNumber" w:type="character">
+    <w:name w:val="Section Number"/>
+    <w:basedOn w:val="BodyTextChar"/>
+  </w:style>
+  <w:style w:styleId="FootnoteReference" w:type="character">
+    <w:name w:val="Footnote Reference"/>
+    <w:basedOn w:val="BodyTextChar"/>
+    <w:rPr>
+      <w:vertAlign w:val="superscript"/>
+    </w:rPr>
   </w:style>
   <w:style w:styleId="Hyperlink" w:type="character">
     <w:name w:val="Hyperlink"/>
-    <w:basedOn w:val="DefaultParagraphFont"/>
-    <w:uiPriority w:val="99"/>
+    <w:basedOn w:val="BodyTextChar"/>
+    <w:rPr>
+      <w:color w:themeColor="accent1" w:val="4F81BD"/>
+    </w:rPr>
+  </w:style>
+  <w:style w:styleId="TOCHeading" w:type="paragraph">
+    <w:name w:val="TOC Heading"/>
+    <w:basedOn w:val="Heading1"/>
+    <w:next w:val="BodyText"/>
+    <w:uiPriority w:val="39"/>
     <w:unhideWhenUsed/>
-    <w:rPr>
-      <w:color w:val="0563C1"/>
-      <w:u w:val="single"/>
-    </w:rPr>
-  </w:style>
-  <w:style w:styleId="FootnoteReference" w:type="character">
-    <w:name w:val="footnote reference"/>
-    <w:basedOn w:val="DefaultParagraphFont"/>
-    <w:uiPriority w:val="99"/>
-    <w:semiHidden/>
-    <w:unhideWhenUsed/>
-    <w:rPr>
-      <w:vertAlign w:val="superscript"/>
-    </w:rPr>
-  </w:style>
-  <w:style w:styleId="FootnoteText" w:type="paragraph">
-    <w:name w:val="footnote text"/>
-    <w:basedOn w:val="Normal"/>
-    <w:link w:val="FootnoteTextChar"/>
-    <w:uiPriority w:val="99"/>
-    <w:semiHidden/>
-    <w:unhideWhenUsed/>
-    <w:pPr>
-      <w:spacing w:after="0" w:line="240" w:lineRule="auto"/>
-    </w:pPr>
-    <w:rPr>
-      <w:sz w:val="20"/>
-      <w:szCs w:val="20"/>
-    </w:rPr>
-  </w:style>
-  <w:style w:styleId="FootnoteTextChar" w:type="character">
-    <w:name w:val="Footnote Text Char"/>
-    <w:basedOn w:val="DefaultParagraphFont"/>
-    <w:link w:val="FootnoteText"/>
-    <w:uiPriority w:val="99"/>
-    <w:semiHidden/>
-    <w:unhideWhenUsed/>
-    <w:rPr>
-      <w:sz w:val="20"/>
-      <w:szCs w:val="20"/>
-    </w:rPr>
-  </w:style>
-  <w:style w:styleId="EndnoteReference" w:type="character">
-    <w:name w:val="endnote reference"/>
-    <w:basedOn w:val="DefaultParagraphFont"/>
-    <w:uiPriority w:val="99"/>
-    <w:semiHidden/>
-    <w:unhideWhenUsed/>
-    <w:rPr>
-      <w:vertAlign w:val="superscript"/>
-    </w:rPr>
-  </w:style>
-  <w:style w:styleId="EndnoteText" w:type="paragraph">
-    <w:name w:val="endnote text"/>
-    <w:basedOn w:val="Normal"/>
-    <w:link w:val="EndnoteTextChar"/>
-    <w:uiPriority w:val="99"/>
-    <w:semiHidden/>
-    <w:unhideWhenUsed/>
-    <w:pPr>
-      <w:spacing w:after="0" w:line="240" w:lineRule="auto"/>
-    </w:pPr>
-    <w:rPr>
-      <w:sz w:val="20"/>
-      <w:szCs w:val="20"/>
-    </w:rPr>
-  </w:style>
-  <w:style w:styleId="EndnoteTextChar" w:type="character">
-    <w:name w:val="Endnote Text Char"/>
-    <w:basedOn w:val="DefaultParagraphFont"/>
-    <w:link w:val="EndnoteText"/>
-    <w:uiPriority w:val="99"/>
-    <w:semiHidden/>
-    <w:unhideWhenUsed/>
-    <w:rPr>
-      <w:sz w:val="20"/>
-      <w:szCs w:val="20"/>
+    <w:qFormat/>
+    <w:pPr>
+      <w:spacing w:before="240" w:line="259" w:lineRule="auto"/>
+      <w:outlineLvl w:val="9"/>
+    </w:pPr>
+    <w:rPr>
+      <w:rFonts w:asciiTheme="majorHAnsi" w:cstheme="majorBidi" w:eastAsiaTheme="majorEastAsia" w:hAnsiTheme="majorHAnsi"/>
+      <w:b w:val="0"/>
+      <w:bCs w:val="0"/>
+      <w:color w:themeColor="accent1" w:themeShade="BF" w:val="365F91"/>
     </w:rPr>
   </w:style>
   <w:style w:type="paragraph" w:customStyle="1" w:styleId="SourceCode">

--- a/docs/deliverables/Progress_Report_Week08.docx
+++ b/docs/deliverables/Progress_Report_Week08.docx
@@ -326,7 +326,7 @@
               <w:pStyle w:val="Compact"/>
             </w:pPr>
             <w:r>
-              <w:t xml:space="preserve">Proposal §2, Tables 1 to 3</w:t>
+              <w:t>Proposal section 2, Tables 1 to 3</w:t>
             </w:r>
           </w:p>
         </w:tc>
